--- a/docs/sach-giao-khoa-ngu-van-10-tap-1.docx
+++ b/docs/sach-giao-khoa-ngu-van-10-tap-1.docx
@@ -476,6 +476,17 @@
         </w:rPr>
         <w:t>section: con-ca-bong-va-chiec-yem-do | Con cá bống và chiếc yếm đỏ | PROSE</w:t>
       </w:r>
+      <w:r>
+        <w:rPr>
+          <w:rFonts w:eastAsia="Times New Roman" w:cs="Times New Roman"/>
+          <w:b/>
+          <w:bCs/>
+          <w:kern w:val="0"/>
+          <w:szCs w:val="24"/>
+          <w14:ligatures w14:val="none"/>
+        </w:rPr>
+        <w:t xml:space="preserve"> | 1</w:t>
+      </w:r>
     </w:p>
     <w:p>
       <w:pPr>
@@ -843,6 +854,17 @@
         </w:rPr>
         <w:t>section: thu-giay-vao-cung | Thử giày ngày hội và con đường vào cung | PROSE</w:t>
       </w:r>
+      <w:r>
+        <w:rPr>
+          <w:rFonts w:eastAsia="Times New Roman" w:cs="Times New Roman"/>
+          <w:b/>
+          <w:bCs/>
+          <w:kern w:val="0"/>
+          <w:szCs w:val="24"/>
+          <w14:ligatures w14:val="none"/>
+        </w:rPr>
+        <w:t xml:space="preserve"> | 2</w:t>
+      </w:r>
     </w:p>
     <w:p>
       <w:pPr>
@@ -1169,6 +1191,17 @@
         </w:rPr>
         <w:t>section: cac-lan-hoa-than | Sự phản bội của dì ghẻ và các lần hóa thân | PROSE</w:t>
       </w:r>
+      <w:r>
+        <w:rPr>
+          <w:rFonts w:eastAsia="Times New Roman" w:cs="Times New Roman"/>
+          <w:b/>
+          <w:bCs/>
+          <w:kern w:val="0"/>
+          <w:szCs w:val="24"/>
+          <w14:ligatures w14:val="none"/>
+        </w:rPr>
+        <w:t xml:space="preserve"> | 3</w:t>
+      </w:r>
     </w:p>
     <w:p>
       <w:pPr>
@@ -1414,6 +1447,17 @@
           <w14:ligatures w14:val="none"/>
         </w:rPr>
         <w:t>section: qua-thi-va-su-tro-ve | Quả thị thơm và sự trừng trị kẻ ác | PROSE</w:t>
+      </w:r>
+      <w:r>
+        <w:rPr>
+          <w:rFonts w:eastAsia="Times New Roman" w:cs="Times New Roman"/>
+          <w:b/>
+          <w:bCs/>
+          <w:kern w:val="0"/>
+          <w:szCs w:val="24"/>
+          <w14:ligatures w14:val="none"/>
+        </w:rPr>
+        <w:t xml:space="preserve"> | 4</w:t>
       </w:r>
     </w:p>
     <w:p>
@@ -2379,6 +2423,17 @@
         </w:rPr>
         <w:t>section: khieu-chien-thach-dau | Cảnh khiêu chiến thách đấu | PROSE</w:t>
       </w:r>
+      <w:r>
+        <w:rPr>
+          <w:rFonts w:eastAsia="Times New Roman" w:cs="Times New Roman"/>
+          <w:b/>
+          <w:bCs/>
+          <w:kern w:val="0"/>
+          <w:szCs w:val="24"/>
+          <w14:ligatures w14:val="none"/>
+        </w:rPr>
+        <w:t xml:space="preserve"> | 1</w:t>
+      </w:r>
     </w:p>
     <w:p>
       <w:pPr>
@@ -2585,6 +2640,17 @@
         </w:rPr>
         <w:t>section: cuoc-so-tai-tay-doi | Diễn biến cuộc so tài và sự trợ giúp của Ông Trời | PROSE</w:t>
       </w:r>
+      <w:r>
+        <w:rPr>
+          <w:rFonts w:eastAsia="Times New Roman" w:cs="Times New Roman"/>
+          <w:b/>
+          <w:bCs/>
+          <w:kern w:val="0"/>
+          <w:szCs w:val="24"/>
+          <w14:ligatures w14:val="none"/>
+        </w:rPr>
+        <w:t xml:space="preserve"> | 2</w:t>
+      </w:r>
     </w:p>
     <w:p>
       <w:pPr>
@@ -3031,6 +3097,17 @@
         </w:rPr>
         <w:t>section: thu-phuc-no-le | Thu phục tôi tớ và cảnh kéo về buôn mới | PROSE</w:t>
       </w:r>
+      <w:r>
+        <w:rPr>
+          <w:rFonts w:eastAsia="Times New Roman" w:cs="Times New Roman"/>
+          <w:b/>
+          <w:bCs/>
+          <w:kern w:val="0"/>
+          <w:szCs w:val="24"/>
+          <w14:ligatures w14:val="none"/>
+        </w:rPr>
+        <w:t xml:space="preserve"> | 3</w:t>
+      </w:r>
     </w:p>
     <w:p>
       <w:pPr>
@@ -3256,6 +3333,17 @@
           <w14:ligatures w14:val="none"/>
         </w:rPr>
         <w:t>section: an-mung-chien-thang | Cảnh ăn mừng chiến thắng hoành tráng | PROSE</w:t>
+      </w:r>
+      <w:r>
+        <w:rPr>
+          <w:rFonts w:eastAsia="Times New Roman" w:cs="Times New Roman"/>
+          <w:b/>
+          <w:bCs/>
+          <w:kern w:val="0"/>
+          <w:szCs w:val="24"/>
+          <w14:ligatures w14:val="none"/>
+        </w:rPr>
+        <w:t xml:space="preserve"> | 4</w:t>
       </w:r>
     </w:p>
     <w:p>
@@ -4130,6 +4218,17 @@
         </w:rPr>
         <w:t>section: tren-duong-tien-dua | Tâm sự và dặn dò trên đường tiễn dặn | POETRY</w:t>
       </w:r>
+      <w:r>
+        <w:rPr>
+          <w:rFonts w:eastAsia="Times New Roman" w:cs="Times New Roman"/>
+          <w:b/>
+          <w:bCs/>
+          <w:kern w:val="0"/>
+          <w:szCs w:val="24"/>
+          <w14:ligatures w14:val="none"/>
+        </w:rPr>
+        <w:t xml:space="preserve"> | 1</w:t>
+      </w:r>
     </w:p>
     <w:p>
       <w:pPr>
@@ -4255,6 +4354,17 @@
           <w14:ligatures w14:val="none"/>
         </w:rPr>
         <w:t>section: tinh-yeu-son-sat | Lời khẳng định thủy chung và nghĩa tình bền chặt | POETRY</w:t>
+      </w:r>
+      <w:r>
+        <w:rPr>
+          <w:rFonts w:eastAsia="Times New Roman" w:cs="Times New Roman"/>
+          <w:b/>
+          <w:bCs/>
+          <w:kern w:val="0"/>
+          <w:szCs w:val="24"/>
+          <w14:ligatures w14:val="none"/>
+        </w:rPr>
+        <w:t xml:space="preserve"> | 2</w:t>
       </w:r>
     </w:p>
     <w:p>
@@ -4954,6 +5064,17 @@
         </w:rPr>
         <w:t>section: phien-am | Phiên âm | POETRY</w:t>
       </w:r>
+      <w:r>
+        <w:rPr>
+          <w:rFonts w:eastAsia="Times New Roman" w:cs="Times New Roman"/>
+          <w:b/>
+          <w:bCs/>
+          <w:kern w:val="0"/>
+          <w:szCs w:val="24"/>
+          <w14:ligatures w14:val="none"/>
+        </w:rPr>
+        <w:t xml:space="preserve"> | 1</w:t>
+      </w:r>
     </w:p>
     <w:p>
       <w:r>
@@ -5000,6 +5121,17 @@
         </w:rPr>
         <w:t>section: dich-nghia | Dịch nghĩa | PROSE</w:t>
       </w:r>
+      <w:r>
+        <w:rPr>
+          <w:rFonts w:eastAsia="Times New Roman" w:cs="Times New Roman"/>
+          <w:b/>
+          <w:bCs/>
+          <w:kern w:val="0"/>
+          <w:szCs w:val="24"/>
+          <w14:ligatures w14:val="none"/>
+        </w:rPr>
+        <w:t xml:space="preserve"> | 2</w:t>
+      </w:r>
     </w:p>
     <w:p>
       <w:r>
@@ -5044,6 +5176,17 @@
           <w14:ligatures w14:val="none"/>
         </w:rPr>
         <w:t>section: dich-tho | Dịch thơ | POETRY</w:t>
+      </w:r>
+      <w:r>
+        <w:rPr>
+          <w:rFonts w:eastAsia="Times New Roman" w:cs="Times New Roman"/>
+          <w:b/>
+          <w:bCs/>
+          <w:kern w:val="0"/>
+          <w:szCs w:val="24"/>
+          <w14:ligatures w14:val="none"/>
+        </w:rPr>
+        <w:t xml:space="preserve"> | 3</w:t>
       </w:r>
     </w:p>
     <w:p>
@@ -5751,6 +5894,17 @@
         </w:rPr>
         <w:t>section: phien-am | Phiên âm | POETRY</w:t>
       </w:r>
+      <w:r>
+        <w:rPr>
+          <w:rFonts w:eastAsia="Times New Roman" w:cs="Times New Roman"/>
+          <w:b/>
+          <w:bCs/>
+          <w:kern w:val="0"/>
+          <w:szCs w:val="24"/>
+          <w14:ligatures w14:val="none"/>
+        </w:rPr>
+        <w:t xml:space="preserve"> | 1</w:t>
+      </w:r>
     </w:p>
     <w:p>
       <w:pPr>
@@ -5857,6 +6011,17 @@
         </w:rPr>
         <w:t>section: dich-nghia | Dịch nghĩa | PROSE</w:t>
       </w:r>
+      <w:r>
+        <w:rPr>
+          <w:rFonts w:eastAsia="Times New Roman" w:cs="Times New Roman"/>
+          <w:b/>
+          <w:bCs/>
+          <w:kern w:val="0"/>
+          <w:szCs w:val="24"/>
+          <w14:ligatures w14:val="none"/>
+        </w:rPr>
+        <w:t xml:space="preserve"> | 2</w:t>
+      </w:r>
     </w:p>
     <w:p>
       <w:r>
@@ -5921,6 +6086,17 @@
           <w14:ligatures w14:val="none"/>
         </w:rPr>
         <w:t>section: dich-tho | Dịch thơ | POETRY</w:t>
+      </w:r>
+      <w:r>
+        <w:rPr>
+          <w:rFonts w:eastAsia="Times New Roman" w:cs="Times New Roman"/>
+          <w:b/>
+          <w:bCs/>
+          <w:kern w:val="0"/>
+          <w:szCs w:val="24"/>
+          <w14:ligatures w14:val="none"/>
+        </w:rPr>
+        <w:t xml:space="preserve"> | 3</w:t>
       </w:r>
     </w:p>
     <w:p>
@@ -7459,6 +7635,17 @@
         </w:rPr>
         <w:t>section: phien-am | Phiên âm | POETRY</w:t>
       </w:r>
+      <w:r>
+        <w:rPr>
+          <w:rFonts w:eastAsia="Times New Roman" w:cs="Times New Roman"/>
+          <w:b/>
+          <w:bCs/>
+          <w:kern w:val="0"/>
+          <w:szCs w:val="24"/>
+          <w14:ligatures w14:val="none"/>
+        </w:rPr>
+        <w:t xml:space="preserve"> | 1</w:t>
+      </w:r>
     </w:p>
     <w:p>
       <w:r>
@@ -7523,6 +7710,17 @@
           <w14:ligatures w14:val="none"/>
         </w:rPr>
         <w:t>section: dich-nghia | Dịch nghĩa | PROSE</w:t>
+      </w:r>
+      <w:r>
+        <w:rPr>
+          <w:rFonts w:eastAsia="Times New Roman" w:cs="Times New Roman"/>
+          <w:b/>
+          <w:bCs/>
+          <w:kern w:val="0"/>
+          <w:szCs w:val="24"/>
+          <w14:ligatures w14:val="none"/>
+        </w:rPr>
+        <w:t xml:space="preserve"> | 2</w:t>
       </w:r>
     </w:p>
     <w:p>
@@ -7616,6 +7814,17 @@
           <w14:ligatures w14:val="none"/>
         </w:rPr>
         <w:t>section: dich-tho | Dịch thơ | POETRY</w:t>
+      </w:r>
+      <w:r>
+        <w:rPr>
+          <w:rFonts w:eastAsia="Times New Roman" w:cs="Times New Roman"/>
+          <w:b/>
+          <w:bCs/>
+          <w:kern w:val="0"/>
+          <w:szCs w:val="24"/>
+          <w14:ligatures w14:val="none"/>
+        </w:rPr>
+        <w:t xml:space="preserve"> | 3</w:t>
       </w:r>
     </w:p>
     <w:p>
